--- a/word_templates/FM_DS_OOO.docx
+++ b/word_templates/FM_DS_OOO.docx
@@ -1,6 +1,6 @@
 
 <file path=word/document.xml><?xml version="1.0" encoding="utf-8"?>
-<w:document xmlns:wpc="http://schemas.microsoft.com/office/word/2010/wordprocessingCanvas" xmlns:cx="http://schemas.microsoft.com/office/drawing/2014/chartex" xmlns:cx1="http://schemas.microsoft.com/office/drawing/2015/9/8/chartex" xmlns:mc="http://schemas.openxmlformats.org/markup-compatibility/2006" xmlns:o="urn:schemas-microsoft-com:office:office" xmlns:r="http://schemas.openxmlformats.org/officeDocument/2006/relationships" xmlns:m="http://schemas.openxmlformats.org/officeDocument/2006/math" xmlns:v="urn:schemas-microsoft-com:vml" xmlns:wp14="http://schemas.microsoft.com/office/word/2010/wordprocessingDrawing" xmlns:wp="http://schemas.openxmlformats.org/drawingml/2006/wordprocessingDrawing" xmlns:w10="urn:schemas-microsoft-com:office:word" xmlns:w="http://schemas.openxmlformats.org/wordprocessingml/2006/main" xmlns:w14="http://schemas.microsoft.com/office/word/2010/wordml" xmlns:w15="http://schemas.microsoft.com/office/word/2012/wordml" xmlns:w16se="http://schemas.microsoft.com/office/word/2015/wordml/symex" xmlns:wpg="http://schemas.microsoft.com/office/word/2010/wordprocessingGroup" xmlns:wpi="http://schemas.microsoft.com/office/word/2010/wordprocessingInk" xmlns:wne="http://schemas.microsoft.com/office/word/2006/wordml" xmlns:wps="http://schemas.microsoft.com/office/word/2010/wordprocessingShape" mc:Ignorable="w14 w15 w16se wp14">
+<w:document xmlns:wpc="http://schemas.microsoft.com/office/word/2010/wordprocessingCanvas" xmlns:cx="http://schemas.microsoft.com/office/drawing/2014/chartex" xmlns:cx1="http://schemas.microsoft.com/office/drawing/2015/9/8/chartex" xmlns:cx2="http://schemas.microsoft.com/office/drawing/2015/10/21/chartex" xmlns:cx3="http://schemas.microsoft.com/office/drawing/2016/5/9/chartex" xmlns:cx4="http://schemas.microsoft.com/office/drawing/2016/5/10/chartex" xmlns:cx5="http://schemas.microsoft.com/office/drawing/2016/5/11/chartex" xmlns:cx6="http://schemas.microsoft.com/office/drawing/2016/5/12/chartex" xmlns:cx7="http://schemas.microsoft.com/office/drawing/2016/5/13/chartex" xmlns:cx8="http://schemas.microsoft.com/office/drawing/2016/5/14/chartex" xmlns:mc="http://schemas.openxmlformats.org/markup-compatibility/2006" xmlns:aink="http://schemas.microsoft.com/office/drawing/2016/ink" xmlns:am3d="http://schemas.microsoft.com/office/drawing/2017/model3d" xmlns:o="urn:schemas-microsoft-com:office:office" xmlns:oel="http://schemas.microsoft.com/office/2019/extlst" xmlns:r="http://schemas.openxmlformats.org/officeDocument/2006/relationships" xmlns:m="http://schemas.openxmlformats.org/officeDocument/2006/math" xmlns:v="urn:schemas-microsoft-com:vml" xmlns:wp14="http://schemas.microsoft.com/office/word/2010/wordprocessingDrawing" xmlns:wp="http://schemas.openxmlformats.org/drawingml/2006/wordprocessingDrawing" xmlns:w10="urn:schemas-microsoft-com:office:word" xmlns:w="http://schemas.openxmlformats.org/wordprocessingml/2006/main" xmlns:w14="http://schemas.microsoft.com/office/word/2010/wordml" xmlns:w15="http://schemas.microsoft.com/office/word/2012/wordml" xmlns:w16cex="http://schemas.microsoft.com/office/word/2018/wordml/cex" xmlns:w16cid="http://schemas.microsoft.com/office/word/2016/wordml/cid" xmlns:w16="http://schemas.microsoft.com/office/word/2018/wordml" xmlns:w16sdtdh="http://schemas.microsoft.com/office/word/2020/wordml/sdtdatahash" xmlns:w16se="http://schemas.microsoft.com/office/word/2015/wordml/symex" xmlns:wpg="http://schemas.microsoft.com/office/word/2010/wordprocessingGroup" xmlns:wpi="http://schemas.microsoft.com/office/word/2010/wordprocessingInk" xmlns:wne="http://schemas.microsoft.com/office/word/2006/wordml" xmlns:wps="http://schemas.microsoft.com/office/word/2010/wordprocessingShape" mc:Ignorable="w14 w15 w16se w16cid w16 w16cex w16sdtdh wp14">
   <w:body>
     <w:p>
       <w:pPr>
@@ -351,15 +351,33 @@
           <w:sz w:val="20"/>
           <w:szCs w:val="20"/>
         </w:rPr>
-        <w:t xml:space="preserve">                   </w:t>
-      </w:r>
-      <w:r>
-        <w:rPr>
-          <w:rFonts w:ascii="Times New Roman" w:hAnsi="Times New Roman" w:cs="Times New Roman"/>
-          <w:sz w:val="20"/>
-          <w:szCs w:val="20"/>
-        </w:rPr>
-        <w:t>{{</w:t>
+        <w:t xml:space="preserve">                </w:t>
+      </w:r>
+      <w:proofErr w:type="gramStart"/>
+      <w:r>
+        <w:rPr>
+          <w:rFonts w:ascii="Times New Roman" w:hAnsi="Times New Roman" w:cs="Times New Roman"/>
+          <w:sz w:val="20"/>
+          <w:szCs w:val="20"/>
+        </w:rPr>
+        <w:t xml:space="preserve">   </w:t>
+      </w:r>
+      <w:r>
+        <w:rPr>
+          <w:rFonts w:ascii="Times New Roman" w:hAnsi="Times New Roman" w:cs="Times New Roman"/>
+          <w:sz w:val="20"/>
+          <w:szCs w:val="20"/>
+        </w:rPr>
+        <w:t>{</w:t>
+      </w:r>
+      <w:proofErr w:type="gramEnd"/>
+      <w:r>
+        <w:rPr>
+          <w:rFonts w:ascii="Times New Roman" w:hAnsi="Times New Roman" w:cs="Times New Roman"/>
+          <w:sz w:val="20"/>
+          <w:szCs w:val="20"/>
+        </w:rPr>
+        <w:t>{</w:t>
       </w:r>
       <w:r>
         <w:rPr>
@@ -479,7 +497,29 @@
           <w:sz w:val="20"/>
           <w:szCs w:val="20"/>
         </w:rPr>
-        <w:t>Общество с ограниченной ответственностью «ФорМакс»</w:t>
+        <w:t>Общество с ограниченной ответственностью «</w:t>
+      </w:r>
+      <w:proofErr w:type="spellStart"/>
+      <w:r>
+        <w:rPr>
+          <w:rFonts w:ascii="Times New Roman" w:hAnsi="Times New Roman" w:cs="Times New Roman"/>
+          <w:b/>
+          <w:bCs/>
+          <w:sz w:val="20"/>
+          <w:szCs w:val="20"/>
+        </w:rPr>
+        <w:t>ФорМакс</w:t>
+      </w:r>
+      <w:proofErr w:type="spellEnd"/>
+      <w:r>
+        <w:rPr>
+          <w:rFonts w:ascii="Times New Roman" w:hAnsi="Times New Roman" w:cs="Times New Roman"/>
+          <w:b/>
+          <w:bCs/>
+          <w:sz w:val="20"/>
+          <w:szCs w:val="20"/>
+        </w:rPr>
+        <w:t>»</w:t>
       </w:r>
       <w:r>
         <w:rPr>
@@ -529,8 +569,22 @@
           <w:szCs w:val="20"/>
           <w:shd w:val="clear" w:color="auto" w:fill="FFFFFF"/>
         </w:rPr>
-        <w:t>ой Риммы Ринатовны</w:t>
-      </w:r>
+        <w:t xml:space="preserve">ой Риммы </w:t>
+      </w:r>
+      <w:proofErr w:type="spellStart"/>
+      <w:r>
+        <w:rPr>
+          <w:rStyle w:val="s1"/>
+          <w:rFonts w:ascii="Times New Roman" w:hAnsi="Times New Roman" w:cs="Times New Roman"/>
+          <w:b/>
+          <w:bCs/>
+          <w:sz w:val="20"/>
+          <w:szCs w:val="20"/>
+          <w:shd w:val="clear" w:color="auto" w:fill="FFFFFF"/>
+        </w:rPr>
+        <w:t>Ринатовны</w:t>
+      </w:r>
+      <w:proofErr w:type="spellEnd"/>
       <w:r>
         <w:rPr>
           <w:rFonts w:ascii="Times New Roman" w:hAnsi="Times New Roman" w:cs="Times New Roman"/>
@@ -813,13 +867,23 @@
         </w:rPr>
         <w:t xml:space="preserve">, </w:t>
       </w:r>
-      <w:r>
-        <w:rPr>
-          <w:rFonts w:ascii="Times New Roman" w:hAnsi="Times New Roman" w:cs="Times New Roman"/>
-          <w:sz w:val="20"/>
-          <w:szCs w:val="20"/>
-        </w:rPr>
-        <w:t>действующ{{</w:t>
+      <w:proofErr w:type="spellStart"/>
+      <w:r>
+        <w:rPr>
+          <w:rFonts w:ascii="Times New Roman" w:hAnsi="Times New Roman" w:cs="Times New Roman"/>
+          <w:sz w:val="20"/>
+          <w:szCs w:val="20"/>
+        </w:rPr>
+        <w:t>действующ</w:t>
+      </w:r>
+      <w:proofErr w:type="spellEnd"/>
+      <w:r>
+        <w:rPr>
+          <w:rFonts w:ascii="Times New Roman" w:hAnsi="Times New Roman" w:cs="Times New Roman"/>
+          <w:sz w:val="20"/>
+          <w:szCs w:val="20"/>
+        </w:rPr>
+        <w:t>{{</w:t>
       </w:r>
       <w:r>
         <w:rPr>
@@ -1229,7 +1293,6 @@
                 <w:szCs w:val="18"/>
               </w:rPr>
             </w:pPr>
-            <w:bookmarkStart w:id="2" w:name="_GoBack"/>
             <w:r>
               <w:rPr>
                 <w:rFonts w:ascii="Times New Roman" w:hAnsi="Times New Roman" w:cs="Times New Roman"/>
@@ -1794,7 +1857,6 @@
         </w:tc>
       </w:tr>
     </w:tbl>
-    <w:bookmarkEnd w:id="2"/>
     <w:p>
       <w:pPr>
         <w:pStyle w:val="20"/>
@@ -1816,100 +1878,189 @@
         <w:t xml:space="preserve">Итого: выплата лицензионного вознаграждения путем ежемесячных платежей за каждый Отчетный период в размере </w:t>
       </w:r>
       <w:r>
+        <w:rPr>
+          <w:b/>
+          <w:bCs/>
+        </w:rPr>
         <w:t>{{</w:t>
       </w:r>
       <w:r>
         <w:rPr>
+          <w:b/>
+          <w:bCs/>
           <w:lang w:val="en-US"/>
         </w:rPr>
         <w:t>TOTAL</w:t>
       </w:r>
       <w:r>
+        <w:rPr>
+          <w:b/>
+          <w:bCs/>
+        </w:rPr>
         <w:t>_</w:t>
       </w:r>
       <w:r>
         <w:rPr>
+          <w:b/>
+          <w:bCs/>
           <w:lang w:val="en-US"/>
         </w:rPr>
         <w:t>SUM</w:t>
       </w:r>
       <w:r>
+        <w:rPr>
+          <w:b/>
+          <w:bCs/>
+        </w:rPr>
         <w:t>_</w:t>
       </w:r>
       <w:r>
         <w:rPr>
+          <w:b/>
+          <w:bCs/>
           <w:lang w:val="en-US"/>
         </w:rPr>
         <w:t>NUM</w:t>
       </w:r>
       <w:r>
+        <w:rPr>
+          <w:b/>
+          <w:bCs/>
+        </w:rPr>
         <w:t>}}</w:t>
       </w:r>
       <w:r>
+        <w:rPr>
+          <w:b/>
+          <w:bCs/>
+        </w:rPr>
         <w:t xml:space="preserve"> (</w:t>
       </w:r>
       <w:r>
+        <w:rPr>
+          <w:b/>
+          <w:bCs/>
+        </w:rPr>
         <w:t>{{</w:t>
       </w:r>
       <w:r>
         <w:rPr>
+          <w:b/>
+          <w:bCs/>
           <w:lang w:val="en-US"/>
         </w:rPr>
         <w:t>TOTAL</w:t>
       </w:r>
       <w:r>
+        <w:rPr>
+          <w:b/>
+          <w:bCs/>
+        </w:rPr>
         <w:t>_</w:t>
       </w:r>
       <w:r>
         <w:rPr>
+          <w:b/>
+          <w:bCs/>
           <w:lang w:val="en-US"/>
         </w:rPr>
         <w:t>SUM</w:t>
       </w:r>
       <w:r>
+        <w:rPr>
+          <w:b/>
+          <w:bCs/>
+        </w:rPr>
         <w:t>_</w:t>
       </w:r>
       <w:r>
         <w:rPr>
+          <w:b/>
+          <w:bCs/>
           <w:lang w:val="en-US"/>
         </w:rPr>
         <w:t>WORDS</w:t>
       </w:r>
       <w:r>
+        <w:rPr>
+          <w:b/>
+          <w:bCs/>
+        </w:rPr>
         <w:t>}}</w:t>
       </w:r>
       <w:r>
+        <w:rPr>
+          <w:b/>
+          <w:bCs/>
+        </w:rPr>
         <w:t xml:space="preserve">) руб. </w:t>
       </w:r>
       <w:r>
+        <w:rPr>
+          <w:b/>
+          <w:bCs/>
+        </w:rPr>
         <w:t>{{</w:t>
       </w:r>
       <w:r>
         <w:rPr>
+          <w:b/>
+          <w:bCs/>
           <w:lang w:val="en-US"/>
         </w:rPr>
         <w:t>TOTAL</w:t>
       </w:r>
       <w:r>
+        <w:rPr>
+          <w:b/>
+          <w:bCs/>
+        </w:rPr>
         <w:t>_</w:t>
       </w:r>
       <w:r>
         <w:rPr>
+          <w:b/>
+          <w:bCs/>
           <w:lang w:val="en-US"/>
         </w:rPr>
         <w:t>KOP</w:t>
       </w:r>
       <w:r>
+        <w:rPr>
+          <w:b/>
+          <w:bCs/>
+        </w:rPr>
         <w:t>}}</w:t>
       </w:r>
       <w:r>
-        <w:t xml:space="preserve"> коп., </w:t>
+        <w:rPr>
+          <w:b/>
+          <w:bCs/>
+        </w:rPr>
+        <w:t xml:space="preserve"> коп.,</w:t>
+      </w:r>
+      <w:r>
+        <w:t xml:space="preserve"> </w:t>
       </w:r>
       <w:r>
         <w:rPr>
           <w:rFonts w:eastAsiaTheme="minorHAnsi"/>
         </w:rPr>
-        <w:t>НДС не облагается на основании пп. 26 п. 2 ст. 149 Налогового кодекса Российской Федерации.»</w:t>
+        <w:t xml:space="preserve">НДС не облагается на основании </w:t>
+      </w:r>
+      <w:proofErr w:type="spellStart"/>
+      <w:r>
+        <w:rPr>
+          <w:rFonts w:eastAsiaTheme="minorHAnsi"/>
+        </w:rPr>
+        <w:t>пп</w:t>
+      </w:r>
+      <w:proofErr w:type="spellEnd"/>
+      <w:r>
+        <w:rPr>
+          <w:rFonts w:eastAsiaTheme="minorHAnsi"/>
+        </w:rPr>
+        <w:t>. 26 п. 2 ст. 149 Налогового кодекса Российской Федерации.»</w:t>
       </w:r>
     </w:p>
     <w:p>
@@ -2450,7 +2601,25 @@
                 <w:sz w:val="20"/>
                 <w:szCs w:val="20"/>
               </w:rPr>
-              <w:t>123060, г. Москва, вн. тер. г. муниципальный округ Щукино, ул. Расплетина, д.12, к.1</w:t>
+              <w:t xml:space="preserve">123060, г. Москва, </w:t>
+            </w:r>
+            <w:proofErr w:type="spellStart"/>
+            <w:r>
+              <w:rPr>
+                <w:rFonts w:ascii="Times New Roman" w:eastAsia="Times New Roman" w:hAnsi="Times New Roman" w:cs="Times New Roman"/>
+                <w:sz w:val="20"/>
+                <w:szCs w:val="20"/>
+              </w:rPr>
+              <w:t>вн</w:t>
+            </w:r>
+            <w:proofErr w:type="spellEnd"/>
+            <w:r>
+              <w:rPr>
+                <w:rFonts w:ascii="Times New Roman" w:eastAsia="Times New Roman" w:hAnsi="Times New Roman" w:cs="Times New Roman"/>
+                <w:sz w:val="20"/>
+                <w:szCs w:val="20"/>
+              </w:rPr>
+              <w:t>. тер. г. муниципальный округ Щукино, ул. Расплетина, д.12, к.1</w:t>
             </w:r>
           </w:p>
         </w:tc>
@@ -2604,6 +2773,7 @@
               </w:rPr>
               <w:t>DATE</w:t>
             </w:r>
+            <w:proofErr w:type="gramStart"/>
             <w:r>
               <w:rPr>
                 <w:rFonts w:ascii="Times New Roman" w:hAnsi="Times New Roman" w:cs="Times New Roman"/>
@@ -2620,6 +2790,7 @@
               </w:rPr>
               <w:t xml:space="preserve"> г.</w:t>
             </w:r>
+            <w:proofErr w:type="gramEnd"/>
           </w:p>
         </w:tc>
         <w:tc>
@@ -2918,28 +3089,8 @@
 </w:document>
 </file>
 
-<file path=word/commentsExtensible.xml><?xml version="1.0" encoding="utf-8"?>
-<w16cex:commentsExtensible xmlns:wpc="http://schemas.microsoft.com/office/word/2010/wordprocessingCanvas" xmlns:cx="http://schemas.microsoft.com/office/drawing/2014/chartex" xmlns:cx1="http://schemas.microsoft.com/office/drawing/2015/9/8/chartex" xmlns:cx2="http://schemas.microsoft.com/office/drawing/2015/10/21/chartex" xmlns:cx3="http://schemas.microsoft.com/office/drawing/2016/5/9/chartex" xmlns:cx4="http://schemas.microsoft.com/office/drawing/2016/5/10/chartex" xmlns:cx5="http://schemas.microsoft.com/office/drawing/2016/5/11/chartex" xmlns:cx6="http://schemas.microsoft.com/office/drawing/2016/5/12/chartex" xmlns:cx7="http://schemas.microsoft.com/office/drawing/2016/5/13/chartex" xmlns:cx8="http://schemas.microsoft.com/office/drawing/2016/5/14/chartex" xmlns:mc="http://schemas.openxmlformats.org/markup-compatibility/2006" xmlns:aink="http://schemas.microsoft.com/office/drawing/2016/ink" xmlns:am3d="http://schemas.microsoft.com/office/drawing/2017/model3d" xmlns:o="urn:schemas-microsoft-com:office:office" xmlns:r="http://schemas.openxmlformats.org/officeDocument/2006/relationships" xmlns:m="http://schemas.openxmlformats.org/officeDocument/2006/math" xmlns:v="urn:schemas-microsoft-com:vml" xmlns:wp14="http://schemas.microsoft.com/office/word/2010/wordprocessingDrawing" xmlns:wp="http://schemas.openxmlformats.org/drawingml/2006/wordprocessingDrawing" xmlns:w10="urn:schemas-microsoft-com:office:word" xmlns:w="http://schemas.openxmlformats.org/wordprocessingml/2006/main" xmlns:w14="http://schemas.microsoft.com/office/word/2010/wordml" xmlns:w15="http://schemas.microsoft.com/office/word/2012/wordml" xmlns:w16cex="http://schemas.microsoft.com/office/word/2018/wordml/cex" xmlns:w16cid="http://schemas.microsoft.com/office/word/2016/wordml/cid" xmlns:w16="http://schemas.microsoft.com/office/word/2018/wordml" xmlns:w16sdtdh="http://schemas.microsoft.com/office/word/2020/wordml/sdtdatahash" xmlns:w16se="http://schemas.microsoft.com/office/word/2015/wordml/symex" xmlns:wpg="http://schemas.microsoft.com/office/word/2010/wordprocessingGroup" xmlns:wpi="http://schemas.microsoft.com/office/word/2010/wordprocessingInk" xmlns:wne="http://schemas.microsoft.com/office/word/2006/wordml" xmlns:wps="http://schemas.microsoft.com/office/word/2010/wordprocessingShape" mc:Ignorable="w14 w15 w16se w16cid w16 w16cex w16sdtdh wp14">
-  <w16cex:commentExtensible w16cex:durableId="2CD1874E" w16cex:dateUtc="2025-11-26T11:03:00Z"/>
-  <w16cex:commentExtensible w16cex:durableId="2CD18732" w16cex:dateUtc="2025-11-26T11:03:00Z"/>
-  <w16cex:commentExtensible w16cex:durableId="2CD18AFD" w16cex:dateUtc="2025-11-26T11:19:00Z"/>
-  <w16cex:commentExtensible w16cex:durableId="2CD187A6" w16cex:dateUtc="2025-11-26T11:05:00Z"/>
-  <w16cex:commentExtensible w16cex:durableId="2CD187E5" w16cex:dateUtc="2025-11-26T11:06:00Z"/>
-</w16cex:commentsExtensible>
-</file>
-
-<file path=word/commentsIds.xml><?xml version="1.0" encoding="utf-8"?>
-<w16cid:commentsIds xmlns:wpc="http://schemas.microsoft.com/office/word/2010/wordprocessingCanvas" xmlns:cx="http://schemas.microsoft.com/office/drawing/2014/chartex" xmlns:cx1="http://schemas.microsoft.com/office/drawing/2015/9/8/chartex" xmlns:cx2="http://schemas.microsoft.com/office/drawing/2015/10/21/chartex" xmlns:cx3="http://schemas.microsoft.com/office/drawing/2016/5/9/chartex" xmlns:cx4="http://schemas.microsoft.com/office/drawing/2016/5/10/chartex" xmlns:cx5="http://schemas.microsoft.com/office/drawing/2016/5/11/chartex" xmlns:cx6="http://schemas.microsoft.com/office/drawing/2016/5/12/chartex" xmlns:cx7="http://schemas.microsoft.com/office/drawing/2016/5/13/chartex" xmlns:cx8="http://schemas.microsoft.com/office/drawing/2016/5/14/chartex" xmlns:mc="http://schemas.openxmlformats.org/markup-compatibility/2006" xmlns:aink="http://schemas.microsoft.com/office/drawing/2016/ink" xmlns:am3d="http://schemas.microsoft.com/office/drawing/2017/model3d" xmlns:o="urn:schemas-microsoft-com:office:office" xmlns:r="http://schemas.openxmlformats.org/officeDocument/2006/relationships" xmlns:m="http://schemas.openxmlformats.org/officeDocument/2006/math" xmlns:v="urn:schemas-microsoft-com:vml" xmlns:wp14="http://schemas.microsoft.com/office/word/2010/wordprocessingDrawing" xmlns:wp="http://schemas.openxmlformats.org/drawingml/2006/wordprocessingDrawing" xmlns:w10="urn:schemas-microsoft-com:office:word" xmlns:w="http://schemas.openxmlformats.org/wordprocessingml/2006/main" xmlns:w14="http://schemas.microsoft.com/office/word/2010/wordml" xmlns:w15="http://schemas.microsoft.com/office/word/2012/wordml" xmlns:w16cex="http://schemas.microsoft.com/office/word/2018/wordml/cex" xmlns:w16cid="http://schemas.microsoft.com/office/word/2016/wordml/cid" xmlns:w16="http://schemas.microsoft.com/office/word/2018/wordml" xmlns:w16sdtdh="http://schemas.microsoft.com/office/word/2020/wordml/sdtdatahash" xmlns:w16se="http://schemas.microsoft.com/office/word/2015/wordml/symex" xmlns:wpg="http://schemas.microsoft.com/office/word/2010/wordprocessingGroup" xmlns:wpi="http://schemas.microsoft.com/office/word/2010/wordprocessingInk" xmlns:wne="http://schemas.microsoft.com/office/word/2006/wordml" xmlns:wps="http://schemas.microsoft.com/office/word/2010/wordprocessingShape" mc:Ignorable="w14 w15 w16se w16cid w16 w16cex w16sdtdh wp14">
-  <w16cid:commentId w16cid:paraId="69E803E0" w16cid:durableId="2CD1874E"/>
-  <w16cid:commentId w16cid:paraId="02C10E82" w16cid:durableId="2CD18732"/>
-  <w16cid:commentId w16cid:paraId="312EDBA1" w16cid:durableId="2CD18AFD"/>
-  <w16cid:commentId w16cid:paraId="7882868B" w16cid:durableId="2CD187A6"/>
-  <w16cid:commentId w16cid:paraId="4D3A8DFE" w16cid:durableId="2CD187E5"/>
-</w16cid:commentsIds>
-</file>
-
 <file path=word/endnotes.xml><?xml version="1.0" encoding="utf-8"?>
-<w:endnotes xmlns:wpc="http://schemas.microsoft.com/office/word/2010/wordprocessingCanvas" xmlns:cx="http://schemas.microsoft.com/office/drawing/2014/chartex" xmlns:cx1="http://schemas.microsoft.com/office/drawing/2015/9/8/chartex" xmlns:mc="http://schemas.openxmlformats.org/markup-compatibility/2006" xmlns:o="urn:schemas-microsoft-com:office:office" xmlns:r="http://schemas.openxmlformats.org/officeDocument/2006/relationships" xmlns:m="http://schemas.openxmlformats.org/officeDocument/2006/math" xmlns:v="urn:schemas-microsoft-com:vml" xmlns:wp14="http://schemas.microsoft.com/office/word/2010/wordprocessingDrawing" xmlns:wp="http://schemas.openxmlformats.org/drawingml/2006/wordprocessingDrawing" xmlns:w10="urn:schemas-microsoft-com:office:word" xmlns:w="http://schemas.openxmlformats.org/wordprocessingml/2006/main" xmlns:w14="http://schemas.microsoft.com/office/word/2010/wordml" xmlns:w15="http://schemas.microsoft.com/office/word/2012/wordml" xmlns:w16se="http://schemas.microsoft.com/office/word/2015/wordml/symex" xmlns:wpg="http://schemas.microsoft.com/office/word/2010/wordprocessingGroup" xmlns:wpi="http://schemas.microsoft.com/office/word/2010/wordprocessingInk" xmlns:wne="http://schemas.microsoft.com/office/word/2006/wordml" xmlns:wps="http://schemas.microsoft.com/office/word/2010/wordprocessingShape" mc:Ignorable="w14 w15 w16se wp14">
+<w:endnotes xmlns:wpc="http://schemas.microsoft.com/office/word/2010/wordprocessingCanvas" xmlns:cx="http://schemas.microsoft.com/office/drawing/2014/chartex" xmlns:cx1="http://schemas.microsoft.com/office/drawing/2015/9/8/chartex" xmlns:cx2="http://schemas.microsoft.com/office/drawing/2015/10/21/chartex" xmlns:cx3="http://schemas.microsoft.com/office/drawing/2016/5/9/chartex" xmlns:cx4="http://schemas.microsoft.com/office/drawing/2016/5/10/chartex" xmlns:cx5="http://schemas.microsoft.com/office/drawing/2016/5/11/chartex" xmlns:cx6="http://schemas.microsoft.com/office/drawing/2016/5/12/chartex" xmlns:cx7="http://schemas.microsoft.com/office/drawing/2016/5/13/chartex" xmlns:cx8="http://schemas.microsoft.com/office/drawing/2016/5/14/chartex" xmlns:mc="http://schemas.openxmlformats.org/markup-compatibility/2006" xmlns:aink="http://schemas.microsoft.com/office/drawing/2016/ink" xmlns:am3d="http://schemas.microsoft.com/office/drawing/2017/model3d" xmlns:o="urn:schemas-microsoft-com:office:office" xmlns:oel="http://schemas.microsoft.com/office/2019/extlst" xmlns:r="http://schemas.openxmlformats.org/officeDocument/2006/relationships" xmlns:m="http://schemas.openxmlformats.org/officeDocument/2006/math" xmlns:v="urn:schemas-microsoft-com:vml" xmlns:wp14="http://schemas.microsoft.com/office/word/2010/wordprocessingDrawing" xmlns:wp="http://schemas.openxmlformats.org/drawingml/2006/wordprocessingDrawing" xmlns:w10="urn:schemas-microsoft-com:office:word" xmlns:w="http://schemas.openxmlformats.org/wordprocessingml/2006/main" xmlns:w14="http://schemas.microsoft.com/office/word/2010/wordml" xmlns:w15="http://schemas.microsoft.com/office/word/2012/wordml" xmlns:w16cex="http://schemas.microsoft.com/office/word/2018/wordml/cex" xmlns:w16cid="http://schemas.microsoft.com/office/word/2016/wordml/cid" xmlns:w16="http://schemas.microsoft.com/office/word/2018/wordml" xmlns:w16sdtdh="http://schemas.microsoft.com/office/word/2020/wordml/sdtdatahash" xmlns:w16se="http://schemas.microsoft.com/office/word/2015/wordml/symex" xmlns:wpg="http://schemas.microsoft.com/office/word/2010/wordprocessingGroup" xmlns:wpi="http://schemas.microsoft.com/office/word/2010/wordprocessingInk" xmlns:wne="http://schemas.microsoft.com/office/word/2006/wordml" xmlns:wps="http://schemas.microsoft.com/office/word/2010/wordprocessingShape" mc:Ignorable="w14 w15 w16se w16cid w16 w16cex w16sdtdh wp14">
   <w:endnote w:type="separator" w:id="-1">
     <w:p>
       <w:pPr>
@@ -2964,7 +3115,7 @@
 </file>
 
 <file path=word/footnotes.xml><?xml version="1.0" encoding="utf-8"?>
-<w:footnotes xmlns:wpc="http://schemas.microsoft.com/office/word/2010/wordprocessingCanvas" xmlns:cx="http://schemas.microsoft.com/office/drawing/2014/chartex" xmlns:cx1="http://schemas.microsoft.com/office/drawing/2015/9/8/chartex" xmlns:mc="http://schemas.openxmlformats.org/markup-compatibility/2006" xmlns:o="urn:schemas-microsoft-com:office:office" xmlns:r="http://schemas.openxmlformats.org/officeDocument/2006/relationships" xmlns:m="http://schemas.openxmlformats.org/officeDocument/2006/math" xmlns:v="urn:schemas-microsoft-com:vml" xmlns:wp14="http://schemas.microsoft.com/office/word/2010/wordprocessingDrawing" xmlns:wp="http://schemas.openxmlformats.org/drawingml/2006/wordprocessingDrawing" xmlns:w10="urn:schemas-microsoft-com:office:word" xmlns:w="http://schemas.openxmlformats.org/wordprocessingml/2006/main" xmlns:w14="http://schemas.microsoft.com/office/word/2010/wordml" xmlns:w15="http://schemas.microsoft.com/office/word/2012/wordml" xmlns:w16se="http://schemas.microsoft.com/office/word/2015/wordml/symex" xmlns:wpg="http://schemas.microsoft.com/office/word/2010/wordprocessingGroup" xmlns:wpi="http://schemas.microsoft.com/office/word/2010/wordprocessingInk" xmlns:wne="http://schemas.microsoft.com/office/word/2006/wordml" xmlns:wps="http://schemas.microsoft.com/office/word/2010/wordprocessingShape" mc:Ignorable="w14 w15 w16se wp14">
+<w:footnotes xmlns:wpc="http://schemas.microsoft.com/office/word/2010/wordprocessingCanvas" xmlns:cx="http://schemas.microsoft.com/office/drawing/2014/chartex" xmlns:cx1="http://schemas.microsoft.com/office/drawing/2015/9/8/chartex" xmlns:cx2="http://schemas.microsoft.com/office/drawing/2015/10/21/chartex" xmlns:cx3="http://schemas.microsoft.com/office/drawing/2016/5/9/chartex" xmlns:cx4="http://schemas.microsoft.com/office/drawing/2016/5/10/chartex" xmlns:cx5="http://schemas.microsoft.com/office/drawing/2016/5/11/chartex" xmlns:cx6="http://schemas.microsoft.com/office/drawing/2016/5/12/chartex" xmlns:cx7="http://schemas.microsoft.com/office/drawing/2016/5/13/chartex" xmlns:cx8="http://schemas.microsoft.com/office/drawing/2016/5/14/chartex" xmlns:mc="http://schemas.openxmlformats.org/markup-compatibility/2006" xmlns:aink="http://schemas.microsoft.com/office/drawing/2016/ink" xmlns:am3d="http://schemas.microsoft.com/office/drawing/2017/model3d" xmlns:o="urn:schemas-microsoft-com:office:office" xmlns:oel="http://schemas.microsoft.com/office/2019/extlst" xmlns:r="http://schemas.openxmlformats.org/officeDocument/2006/relationships" xmlns:m="http://schemas.openxmlformats.org/officeDocument/2006/math" xmlns:v="urn:schemas-microsoft-com:vml" xmlns:wp14="http://schemas.microsoft.com/office/word/2010/wordprocessingDrawing" xmlns:wp="http://schemas.openxmlformats.org/drawingml/2006/wordprocessingDrawing" xmlns:w10="urn:schemas-microsoft-com:office:word" xmlns:w="http://schemas.openxmlformats.org/wordprocessingml/2006/main" xmlns:w14="http://schemas.microsoft.com/office/word/2010/wordml" xmlns:w15="http://schemas.microsoft.com/office/word/2012/wordml" xmlns:w16cex="http://schemas.microsoft.com/office/word/2018/wordml/cex" xmlns:w16cid="http://schemas.microsoft.com/office/word/2016/wordml/cid" xmlns:w16="http://schemas.microsoft.com/office/word/2018/wordml" xmlns:w16sdtdh="http://schemas.microsoft.com/office/word/2020/wordml/sdtdatahash" xmlns:w16se="http://schemas.microsoft.com/office/word/2015/wordml/symex" xmlns:wpg="http://schemas.microsoft.com/office/word/2010/wordprocessingGroup" xmlns:wpi="http://schemas.microsoft.com/office/word/2010/wordprocessingInk" xmlns:wne="http://schemas.microsoft.com/office/word/2006/wordml" xmlns:wps="http://schemas.microsoft.com/office/word/2010/wordprocessingShape" mc:Ignorable="w14 w15 w16se w16cid w16 w16cex w16sdtdh wp14">
   <w:footnote w:type="separator" w:id="-1">
     <w:p>
       <w:pPr>
@@ -2989,7 +3140,7 @@
 </file>
 
 <file path=word/numbering.xml><?xml version="1.0" encoding="utf-8"?>
-<w:numbering xmlns:wpc="http://schemas.microsoft.com/office/word/2010/wordprocessingCanvas" xmlns:cx="http://schemas.microsoft.com/office/drawing/2014/chartex" xmlns:cx1="http://schemas.microsoft.com/office/drawing/2015/9/8/chartex" xmlns:mc="http://schemas.openxmlformats.org/markup-compatibility/2006" xmlns:o="urn:schemas-microsoft-com:office:office" xmlns:r="http://schemas.openxmlformats.org/officeDocument/2006/relationships" xmlns:m="http://schemas.openxmlformats.org/officeDocument/2006/math" xmlns:v="urn:schemas-microsoft-com:vml" xmlns:wp14="http://schemas.microsoft.com/office/word/2010/wordprocessingDrawing" xmlns:wp="http://schemas.openxmlformats.org/drawingml/2006/wordprocessingDrawing" xmlns:w10="urn:schemas-microsoft-com:office:word" xmlns:w="http://schemas.openxmlformats.org/wordprocessingml/2006/main" xmlns:w14="http://schemas.microsoft.com/office/word/2010/wordml" xmlns:w15="http://schemas.microsoft.com/office/word/2012/wordml" xmlns:w16se="http://schemas.microsoft.com/office/word/2015/wordml/symex" xmlns:wpg="http://schemas.microsoft.com/office/word/2010/wordprocessingGroup" xmlns:wpi="http://schemas.microsoft.com/office/word/2010/wordprocessingInk" xmlns:wne="http://schemas.microsoft.com/office/word/2006/wordml" xmlns:wps="http://schemas.microsoft.com/office/word/2010/wordprocessingShape" mc:Ignorable="w14 w15 w16se wp14">
+<w:numbering xmlns:wpc="http://schemas.microsoft.com/office/word/2010/wordprocessingCanvas" xmlns:cx="http://schemas.microsoft.com/office/drawing/2014/chartex" xmlns:cx1="http://schemas.microsoft.com/office/drawing/2015/9/8/chartex" xmlns:cx2="http://schemas.microsoft.com/office/drawing/2015/10/21/chartex" xmlns:cx3="http://schemas.microsoft.com/office/drawing/2016/5/9/chartex" xmlns:cx4="http://schemas.microsoft.com/office/drawing/2016/5/10/chartex" xmlns:cx5="http://schemas.microsoft.com/office/drawing/2016/5/11/chartex" xmlns:cx6="http://schemas.microsoft.com/office/drawing/2016/5/12/chartex" xmlns:cx7="http://schemas.microsoft.com/office/drawing/2016/5/13/chartex" xmlns:cx8="http://schemas.microsoft.com/office/drawing/2016/5/14/chartex" xmlns:mc="http://schemas.openxmlformats.org/markup-compatibility/2006" xmlns:aink="http://schemas.microsoft.com/office/drawing/2016/ink" xmlns:am3d="http://schemas.microsoft.com/office/drawing/2017/model3d" xmlns:o="urn:schemas-microsoft-com:office:office" xmlns:oel="http://schemas.microsoft.com/office/2019/extlst" xmlns:r="http://schemas.openxmlformats.org/officeDocument/2006/relationships" xmlns:m="http://schemas.openxmlformats.org/officeDocument/2006/math" xmlns:v="urn:schemas-microsoft-com:vml" xmlns:wp14="http://schemas.microsoft.com/office/word/2010/wordprocessingDrawing" xmlns:wp="http://schemas.openxmlformats.org/drawingml/2006/wordprocessingDrawing" xmlns:w10="urn:schemas-microsoft-com:office:word" xmlns:w="http://schemas.openxmlformats.org/wordprocessingml/2006/main" xmlns:w14="http://schemas.microsoft.com/office/word/2010/wordml" xmlns:w15="http://schemas.microsoft.com/office/word/2012/wordml" xmlns:w16cex="http://schemas.microsoft.com/office/word/2018/wordml/cex" xmlns:w16cid="http://schemas.microsoft.com/office/word/2016/wordml/cid" xmlns:w16="http://schemas.microsoft.com/office/word/2018/wordml" xmlns:w16sdtdh="http://schemas.microsoft.com/office/word/2020/wordml/sdtdatahash" xmlns:w16se="http://schemas.microsoft.com/office/word/2015/wordml/symex" xmlns:wpg="http://schemas.microsoft.com/office/word/2010/wordprocessingGroup" xmlns:wpi="http://schemas.microsoft.com/office/word/2010/wordprocessingInk" xmlns:wne="http://schemas.microsoft.com/office/word/2006/wordml" xmlns:wps="http://schemas.microsoft.com/office/word/2010/wordprocessingShape" mc:Ignorable="w14 w15 w16se w16cid w16 w16cex w16sdtdh wp14">
   <w:abstractNum w:abstractNumId="0" w15:restartNumberingAfterBreak="0">
     <w:nsid w:val="04084679"/>
     <w:multiLevelType w:val="hybridMultilevel"/>
@@ -5424,28 +5575,28 @@
       </w:rPr>
     </w:lvl>
   </w:abstractNum>
-  <w:num w:numId="1">
+  <w:num w:numId="1" w16cid:durableId="1898513560">
     <w:abstractNumId w:val="18"/>
   </w:num>
-  <w:num w:numId="2">
+  <w:num w:numId="2" w16cid:durableId="1446995948">
     <w:abstractNumId w:val="5"/>
   </w:num>
-  <w:num w:numId="3">
+  <w:num w:numId="3" w16cid:durableId="2111198793">
     <w:abstractNumId w:val="8"/>
   </w:num>
-  <w:num w:numId="4">
+  <w:num w:numId="4" w16cid:durableId="1598363396">
     <w:abstractNumId w:val="19"/>
   </w:num>
-  <w:num w:numId="5">
+  <w:num w:numId="5" w16cid:durableId="1083842511">
     <w:abstractNumId w:val="16"/>
   </w:num>
-  <w:num w:numId="6">
+  <w:num w:numId="6" w16cid:durableId="1606963162">
     <w:abstractNumId w:val="20"/>
   </w:num>
-  <w:num w:numId="7">
+  <w:num w:numId="7" w16cid:durableId="805509666">
     <w:abstractNumId w:val="11"/>
   </w:num>
-  <w:num w:numId="8">
+  <w:num w:numId="8" w16cid:durableId="1700617959">
     <w:abstractNumId w:val="6"/>
     <w:lvlOverride w:ilvl="0">
       <w:startOverride w:val="3"/>
@@ -5475,50 +5626,50 @@
       <w:startOverride w:val="1"/>
     </w:lvlOverride>
   </w:num>
-  <w:num w:numId="9">
+  <w:num w:numId="9" w16cid:durableId="1838301065">
     <w:abstractNumId w:val="3"/>
   </w:num>
-  <w:num w:numId="10">
+  <w:num w:numId="10" w16cid:durableId="1644311081">
     <w:abstractNumId w:val="15"/>
   </w:num>
-  <w:num w:numId="11">
+  <w:num w:numId="11" w16cid:durableId="1403723477">
     <w:abstractNumId w:val="10"/>
   </w:num>
-  <w:num w:numId="12">
+  <w:num w:numId="12" w16cid:durableId="1074280860">
     <w:abstractNumId w:val="13"/>
   </w:num>
-  <w:num w:numId="13">
+  <w:num w:numId="13" w16cid:durableId="1747876952">
     <w:abstractNumId w:val="2"/>
   </w:num>
-  <w:num w:numId="14">
+  <w:num w:numId="14" w16cid:durableId="854883995">
     <w:abstractNumId w:val="7"/>
   </w:num>
-  <w:num w:numId="15">
+  <w:num w:numId="15" w16cid:durableId="656762401">
     <w:abstractNumId w:val="9"/>
   </w:num>
-  <w:num w:numId="16">
+  <w:num w:numId="16" w16cid:durableId="196815490">
     <w:abstractNumId w:val="14"/>
   </w:num>
-  <w:num w:numId="17">
+  <w:num w:numId="17" w16cid:durableId="765885797">
     <w:abstractNumId w:val="4"/>
   </w:num>
-  <w:num w:numId="18">
+  <w:num w:numId="18" w16cid:durableId="322008959">
     <w:abstractNumId w:val="0"/>
   </w:num>
-  <w:num w:numId="19">
+  <w:num w:numId="19" w16cid:durableId="1904682324">
     <w:abstractNumId w:val="1"/>
   </w:num>
-  <w:num w:numId="20">
+  <w:num w:numId="20" w16cid:durableId="1199396386">
     <w:abstractNumId w:val="17"/>
   </w:num>
-  <w:num w:numId="21">
+  <w:num w:numId="21" w16cid:durableId="494149273">
     <w:abstractNumId w:val="12"/>
   </w:num>
 </w:numbering>
 </file>
 
 <file path=word/styles.xml><?xml version="1.0" encoding="utf-8"?>
-<w:styles xmlns:mc="http://schemas.openxmlformats.org/markup-compatibility/2006" xmlns:r="http://schemas.openxmlformats.org/officeDocument/2006/relationships" xmlns:w="http://schemas.openxmlformats.org/wordprocessingml/2006/main" xmlns:w14="http://schemas.microsoft.com/office/word/2010/wordml" xmlns:w15="http://schemas.microsoft.com/office/word/2012/wordml" xmlns:w16se="http://schemas.microsoft.com/office/word/2015/wordml/symex" mc:Ignorable="w14 w15 w16se">
+<w:styles xmlns:mc="http://schemas.openxmlformats.org/markup-compatibility/2006" xmlns:r="http://schemas.openxmlformats.org/officeDocument/2006/relationships" xmlns:w="http://schemas.openxmlformats.org/wordprocessingml/2006/main" xmlns:w14="http://schemas.microsoft.com/office/word/2010/wordml" xmlns:w15="http://schemas.microsoft.com/office/word/2012/wordml" xmlns:w16cex="http://schemas.microsoft.com/office/word/2018/wordml/cex" xmlns:w16cid="http://schemas.microsoft.com/office/word/2016/wordml/cid" xmlns:w16="http://schemas.microsoft.com/office/word/2018/wordml" xmlns:w16sdtdh="http://schemas.microsoft.com/office/word/2020/wordml/sdtdatahash" xmlns:w16se="http://schemas.microsoft.com/office/word/2015/wordml/symex" mc:Ignorable="w14 w15 w16se w16cid w16 w16cex w16sdtdh">
   <w:docDefaults>
     <w:rPrDefault>
       <w:rPr>
@@ -5534,7 +5685,7 @@
       </w:pPr>
     </w:pPrDefault>
   </w:docDefaults>
-  <w:latentStyles w:defLockedState="0" w:defUIPriority="99" w:defSemiHidden="0" w:defUnhideWhenUsed="0" w:defQFormat="0" w:count="371">
+  <w:latentStyles w:defLockedState="0" w:defUIPriority="99" w:defSemiHidden="0" w:defUnhideWhenUsed="0" w:defQFormat="0" w:count="376">
     <w:lsdException w:name="Normal" w:uiPriority="0" w:qFormat="1"/>
     <w:lsdException w:name="heading 1" w:uiPriority="9" w:qFormat="1"/>
     <w:lsdException w:name="heading 2" w:semiHidden="1" w:uiPriority="9" w:unhideWhenUsed="1" w:qFormat="1"/>
@@ -5906,6 +6057,11 @@
     <w:lsdException w:name="List Table 5 Dark Accent 6" w:uiPriority="50"/>
     <w:lsdException w:name="List Table 6 Colorful Accent 6" w:uiPriority="51"/>
     <w:lsdException w:name="List Table 7 Colorful Accent 6" w:uiPriority="52"/>
+    <w:lsdException w:name="Mention" w:semiHidden="1" w:unhideWhenUsed="1"/>
+    <w:lsdException w:name="Smart Hyperlink" w:semiHidden="1" w:unhideWhenUsed="1"/>
+    <w:lsdException w:name="Hashtag" w:semiHidden="1" w:unhideWhenUsed="1"/>
+    <w:lsdException w:name="Unresolved Mention" w:semiHidden="1" w:unhideWhenUsed="1"/>
+    <w:lsdException w:name="Smart Link" w:semiHidden="1" w:unhideWhenUsed="1"/>
   </w:latentStyles>
   <w:style w:type="paragraph" w:default="1" w:styleId="a">
     <w:name w:val="Normal"/>
